--- a/docs/筑安云_项目技术说明文档.docx
+++ b/docs/筑安云_项目技术说明文档.docx
@@ -1981,7 +1981,7 @@
           <w:b w:val="0"/>
           <w:sz w:val="24"/>
         </w:rPr>
-        <w:t>也可在登录页自行注册（邮箱验证码），注册用户默认安全员角色；</w:t>
+        <w:t>也可在登录页自行注册（邮箱验证码），注册时可选择角色：安全员 / 安全总监 / 项目经理 / 分包责任人（需选择所属分包单位），新账号自动进入对应角色的专属工作台；</w:t>
       </w:r>
     </w:p>
     <w:p>
